--- a/docs/CAPÍTULO I.docx
+++ b/docs/CAPÍTULO I.docx
@@ -356,7 +356,6 @@
       <w:pPr>
         <w:pStyle w:val="Ttulo2"/>
         <w:spacing w:line="480" w:lineRule="auto"/>
-        <w:jc w:val="both"/>
         <w:rPr>
           <w:rFonts w:cs="Times New Roman"/>
           <w:b w:val="0"/>
@@ -372,20 +371,7 @@
           <w:szCs w:val="24"/>
           <w:u w:val="single"/>
         </w:rPr>
-        <w:t xml:space="preserve">Situación conflicto nudos críticos </w:t>
-      </w:r>
-    </w:p>
-    <w:p>
-      <w:pPr>
-        <w:spacing w:line="480" w:lineRule="auto"/>
-        <w:jc w:val="both"/>
-      </w:pPr>
-      <w:r>
-        <w:tab/>
-        <w:t xml:space="preserve">Gracias a reuniones previas con el personal encargado de la admisión de estudiantes universitarios para la realización de sus prácticas profesionales con la empresa se ha podido palpar los siguientes problemas tales como </w:t>
-      </w:r>
-      <w:r>
-        <w:t>la organización de los convenios firmados por las organizaciones y la visualización de las fechas de vencimiento de estas.</w:t>
+        <w:t>Delimitación del problema</w:t>
       </w:r>
     </w:p>
     <w:p>
@@ -395,69 +381,6 @@
         <w:jc w:val="both"/>
       </w:pPr>
       <w:r>
-        <w:t xml:space="preserve">Una correcta agrupación y distribución de estudiantes según </w:t>
-      </w:r>
-      <w:r>
-        <w:t>las cantidades</w:t>
-      </w:r>
-      <w:r>
-        <w:t xml:space="preserve"> de cupos que se requieran en los departamentos receptores</w:t>
-      </w:r>
-      <w:r>
-        <w:t xml:space="preserve">, de igual manera llevar un almacenamiento de la data de </w:t>
-      </w:r>
-      <w:r>
-        <w:t>los estudiantes de forma simplificada.</w:t>
-      </w:r>
-    </w:p>
-    <w:p>
-      <w:pPr>
-        <w:spacing w:line="480" w:lineRule="auto"/>
-        <w:ind w:firstLine="708"/>
-        <w:jc w:val="both"/>
-      </w:pPr>
-      <w:r>
-        <w:t>Re</w:t>
-      </w:r>
-      <w:r>
-        <w:t>d</w:t>
-      </w:r>
-      <w:r>
-        <w:t xml:space="preserve">undancia de datos </w:t>
-      </w:r>
-      <w:r>
-        <w:t>de estudiantiles y atrasos en la solicitud de creación de certificados de culminación de prácticas profesionales, emitidos por el departamento de recursos humanos con el alta de sol supervisores que miden la culminación de cada uno de los procesos.</w:t>
-      </w:r>
-    </w:p>
-    <w:p>
-      <w:pPr>
-        <w:pStyle w:val="Ttulo2"/>
-        <w:spacing w:line="480" w:lineRule="auto"/>
-        <w:rPr>
-          <w:rFonts w:cs="Times New Roman"/>
-          <w:b w:val="0"/>
-          <w:bCs/>
-          <w:szCs w:val="24"/>
-          <w:u w:val="single"/>
-        </w:rPr>
-      </w:pPr>
-      <w:r>
-        <w:rPr>
-          <w:rFonts w:cs="Times New Roman"/>
-          <w:bCs/>
-          <w:szCs w:val="24"/>
-          <w:u w:val="single"/>
-        </w:rPr>
-        <w:t>Delimitación del problema</w:t>
-      </w:r>
-    </w:p>
-    <w:p>
-      <w:pPr>
-        <w:spacing w:line="480" w:lineRule="auto"/>
-        <w:ind w:firstLine="708"/>
-        <w:jc w:val="both"/>
-      </w:pPr>
-      <w:r>
         <w:t xml:space="preserve">El presente proyecto de finalización de carrera está dirigido al desarrollo de una </w:t>
       </w:r>
       <w:proofErr w:type="spellStart"/>
@@ -482,11 +405,7 @@
       </w:r>
       <w:proofErr w:type="spellEnd"/>
       <w:r>
-        <w:t xml:space="preserve">, en la cual ya se consta con </w:t>
-      </w:r>
-      <w:r>
-        <w:lastRenderedPageBreak/>
-        <w:t xml:space="preserve">procesos básicos de </w:t>
+        <w:t xml:space="preserve">, en la cual ya se consta con procesos básicos de </w:t>
       </w:r>
       <w:proofErr w:type="spellStart"/>
       <w:r>
@@ -747,7 +666,11 @@
             </w:r>
             <w:proofErr w:type="spellEnd"/>
             <w:r>
-              <w:t xml:space="preserve"> para la gestión descentralizada de activos digitales en múltiples </w:t>
+              <w:t xml:space="preserve"> </w:t>
+            </w:r>
+            <w:r>
+              <w:lastRenderedPageBreak/>
+              <w:t xml:space="preserve">para la gestión descentralizada de activos digitales en múltiples </w:t>
             </w:r>
             <w:proofErr w:type="spellStart"/>
             <w:r>
@@ -780,6 +703,7 @@
           <w:sz w:val="20"/>
           <w:szCs w:val="18"/>
         </w:rPr>
+        <w:lastRenderedPageBreak/>
         <w:t>N</w:t>
       </w:r>
       <w:r>
@@ -884,7 +808,6 @@
         <w:pStyle w:val="Descripcin"/>
       </w:pPr>
       <w:r>
-        <w:lastRenderedPageBreak/>
         <w:t xml:space="preserve">Tabla </w:t>
       </w:r>
       <w:fldSimple w:instr=" SEQ Tabla \* ARABIC ">
@@ -1219,7 +1142,11 @@
             </w:r>
             <w:proofErr w:type="spellEnd"/>
             <w:r>
-              <w:t xml:space="preserve"> actuales, especialmente para operaciones </w:t>
+              <w:t xml:space="preserve"> actuales, </w:t>
+            </w:r>
+            <w:r>
+              <w:lastRenderedPageBreak/>
+              <w:t xml:space="preserve">especialmente para operaciones </w:t>
             </w:r>
             <w:proofErr w:type="spellStart"/>
             <w:r>
@@ -1252,6 +1179,7 @@
                 <w:b/>
                 <w:bCs/>
               </w:rPr>
+              <w:lastRenderedPageBreak/>
               <w:t>E3.</w:t>
             </w:r>
             <w:r>
@@ -1275,6 +1203,7 @@
                 <w:b/>
                 <w:bCs/>
               </w:rPr>
+              <w:lastRenderedPageBreak/>
               <w:t>E4.</w:t>
             </w:r>
             <w:r>
@@ -1314,6 +1243,7 @@
           <w:sz w:val="20"/>
           <w:szCs w:val="18"/>
         </w:rPr>
+        <w:lastRenderedPageBreak/>
         <w:t>Nota</w:t>
       </w:r>
       <w:r>
@@ -1640,6 +1570,7 @@
         <w:jc w:val="both"/>
       </w:pPr>
       <w:r>
+        <w:lastRenderedPageBreak/>
         <w:t xml:space="preserve">Diseñar la arquitectura lógica y los módulos funcionales de la </w:t>
       </w:r>
       <w:proofErr w:type="spellStart"/>
@@ -3542,6 +3473,7 @@
   <w:style w:type="character" w:default="1" w:styleId="Fuentedeprrafopredeter">
     <w:name w:val="Default Paragraph Font"/>
     <w:uiPriority w:val="1"/>
+    <w:semiHidden/>
     <w:unhideWhenUsed/>
   </w:style>
   <w:style w:type="table" w:default="1" w:styleId="Tablanormal">
